--- a/MovieApp_CICD.docx
+++ b/MovieApp_CICD.docx
@@ -24,29 +24,1157 @@
     </w:p>
     <w:p>
       <w:pPr>
+        <w:spacing w:before="100" w:beforeAutospacing="1" w:after="100" w:afterAutospacing="1" w:line="240" w:lineRule="auto"/>
+        <w:outlineLvl w:val="1"/>
+        <w:rPr>
+          <w:rFonts w:eastAsia="Times New Roman" w:cstheme="minorHAnsi"/>
+          <w:b/>
+          <w:bCs/>
+          <w:sz w:val="20"/>
+          <w:szCs w:val="20"/>
+        </w:rPr>
+      </w:pPr>
+      <w:r>
+        <w:rPr>
+          <w:rFonts w:eastAsia="Times New Roman" w:cstheme="minorHAnsi"/>
+          <w:b/>
+          <w:bCs/>
+          <w:sz w:val="20"/>
+          <w:szCs w:val="20"/>
+        </w:rPr>
+        <w:t xml:space="preserve">Current CI/CD Flow (implemented </w:t>
+      </w:r>
+      <w:proofErr w:type="gramStart"/>
+      <w:r>
+        <w:rPr>
+          <w:rFonts w:eastAsia="Times New Roman" w:cstheme="minorHAnsi"/>
+          <w:b/>
+          <w:bCs/>
+          <w:sz w:val="20"/>
+          <w:szCs w:val="20"/>
+        </w:rPr>
+        <w:t>till</w:t>
+      </w:r>
+      <w:proofErr w:type="gramEnd"/>
+      <w:r>
+        <w:rPr>
+          <w:rFonts w:eastAsia="Times New Roman" w:cstheme="minorHAnsi"/>
+          <w:b/>
+          <w:bCs/>
+          <w:sz w:val="20"/>
+          <w:szCs w:val="20"/>
+        </w:rPr>
+        <w:t xml:space="preserve"> monitoring)</w:t>
+      </w:r>
+    </w:p>
+    <w:p>
+      <w:pPr>
+        <w:numPr>
+          <w:ilvl w:val="0"/>
+          <w:numId w:val="2"/>
+        </w:numPr>
+        <w:spacing w:before="100" w:beforeAutospacing="1" w:after="100" w:afterAutospacing="1" w:line="240" w:lineRule="auto"/>
+        <w:rPr>
+          <w:rFonts w:eastAsia="Times New Roman" w:cstheme="minorHAnsi"/>
+          <w:sz w:val="20"/>
+          <w:szCs w:val="20"/>
+        </w:rPr>
+      </w:pPr>
+      <w:r>
+        <w:rPr>
+          <w:rFonts w:eastAsia="Times New Roman" w:cstheme="minorHAnsi"/>
+          <w:b/>
+          <w:bCs/>
+          <w:sz w:val="20"/>
+          <w:szCs w:val="20"/>
+        </w:rPr>
+        <w:t>Code Commit (Git → GitHub)</w:t>
+      </w:r>
+    </w:p>
+    <w:p>
+      <w:pPr>
+        <w:numPr>
+          <w:ilvl w:val="1"/>
+          <w:numId w:val="2"/>
+        </w:numPr>
+        <w:spacing w:before="100" w:beforeAutospacing="1" w:after="100" w:afterAutospacing="1" w:line="240" w:lineRule="auto"/>
+        <w:rPr>
+          <w:rFonts w:eastAsia="Times New Roman" w:cstheme="minorHAnsi"/>
+          <w:sz w:val="20"/>
+          <w:szCs w:val="20"/>
+        </w:rPr>
+      </w:pPr>
+      <w:r>
+        <w:rPr>
+          <w:rFonts w:eastAsia="Times New Roman" w:cstheme="minorHAnsi"/>
+          <w:sz w:val="20"/>
+          <w:szCs w:val="20"/>
+        </w:rPr>
+        <w:t>Developer pushes code to GitHub.</w:t>
+      </w:r>
+    </w:p>
+    <w:p>
+      <w:pPr>
+        <w:numPr>
+          <w:ilvl w:val="1"/>
+          <w:numId w:val="2"/>
+        </w:numPr>
+        <w:spacing w:before="100" w:beforeAutospacing="1" w:after="100" w:afterAutospacing="1" w:line="240" w:lineRule="auto"/>
+        <w:rPr>
+          <w:rFonts w:eastAsia="Times New Roman" w:cstheme="minorHAnsi"/>
+          <w:sz w:val="20"/>
+          <w:szCs w:val="20"/>
+        </w:rPr>
+      </w:pPr>
+      <w:r>
+        <w:rPr>
+          <w:rFonts w:eastAsia="Times New Roman" w:cstheme="minorHAnsi"/>
+          <w:sz w:val="20"/>
+          <w:szCs w:val="20"/>
+        </w:rPr>
+        <w:t xml:space="preserve">This acts as the </w:t>
+      </w:r>
+      <w:r>
+        <w:rPr>
+          <w:rFonts w:eastAsia="Times New Roman" w:cstheme="minorHAnsi"/>
+          <w:b/>
+          <w:bCs/>
+          <w:sz w:val="20"/>
+          <w:szCs w:val="20"/>
+        </w:rPr>
+        <w:t>source of truth</w:t>
+      </w:r>
+      <w:r>
+        <w:rPr>
+          <w:rFonts w:eastAsia="Times New Roman" w:cstheme="minorHAnsi"/>
+          <w:sz w:val="20"/>
+          <w:szCs w:val="20"/>
+        </w:rPr>
+        <w:t xml:space="preserve"> and triggers the pipeline.</w:t>
+      </w:r>
+    </w:p>
+    <w:p>
+      <w:pPr>
+        <w:numPr>
+          <w:ilvl w:val="0"/>
+          <w:numId w:val="2"/>
+        </w:numPr>
+        <w:spacing w:before="100" w:beforeAutospacing="1" w:after="100" w:afterAutospacing="1" w:line="240" w:lineRule="auto"/>
+        <w:rPr>
+          <w:rFonts w:eastAsia="Times New Roman" w:cstheme="minorHAnsi"/>
+          <w:sz w:val="20"/>
+          <w:szCs w:val="20"/>
+        </w:rPr>
+      </w:pPr>
+      <w:r>
+        <w:rPr>
+          <w:rFonts w:eastAsia="Times New Roman" w:cstheme="minorHAnsi"/>
+          <w:b/>
+          <w:bCs/>
+          <w:sz w:val="20"/>
+          <w:szCs w:val="20"/>
+        </w:rPr>
+        <w:t>Pipeline Trigger (GitHub → Jenkins)</w:t>
+      </w:r>
+    </w:p>
+    <w:p>
+      <w:pPr>
+        <w:numPr>
+          <w:ilvl w:val="1"/>
+          <w:numId w:val="2"/>
+        </w:numPr>
+        <w:spacing w:before="100" w:beforeAutospacing="1" w:after="100" w:afterAutospacing="1" w:line="240" w:lineRule="auto"/>
+        <w:rPr>
+          <w:rFonts w:eastAsia="Times New Roman" w:cstheme="minorHAnsi"/>
+          <w:sz w:val="20"/>
+          <w:szCs w:val="20"/>
+        </w:rPr>
+      </w:pPr>
+      <w:r>
+        <w:rPr>
+          <w:rFonts w:eastAsia="Times New Roman" w:cstheme="minorHAnsi"/>
+          <w:sz w:val="20"/>
+          <w:szCs w:val="20"/>
+        </w:rPr>
+        <w:t xml:space="preserve">A </w:t>
+      </w:r>
+      <w:proofErr w:type="spellStart"/>
+      <w:r>
+        <w:rPr>
+          <w:rFonts w:eastAsia="Times New Roman" w:cstheme="minorHAnsi"/>
+          <w:sz w:val="20"/>
+          <w:szCs w:val="20"/>
+        </w:rPr>
+        <w:t>webhook</w:t>
+      </w:r>
+      <w:proofErr w:type="spellEnd"/>
+      <w:r>
+        <w:rPr>
+          <w:rFonts w:eastAsia="Times New Roman" w:cstheme="minorHAnsi"/>
+          <w:sz w:val="20"/>
+          <w:szCs w:val="20"/>
+        </w:rPr>
+        <w:t xml:space="preserve"> or polling triggers Jenkins pipeline.</w:t>
+      </w:r>
+    </w:p>
+    <w:p>
+      <w:pPr>
+        <w:numPr>
+          <w:ilvl w:val="1"/>
+          <w:numId w:val="2"/>
+        </w:numPr>
+        <w:spacing w:before="100" w:beforeAutospacing="1" w:after="100" w:afterAutospacing="1" w:line="240" w:lineRule="auto"/>
+        <w:rPr>
+          <w:rFonts w:eastAsia="Times New Roman" w:cstheme="minorHAnsi"/>
+          <w:sz w:val="20"/>
+          <w:szCs w:val="20"/>
+        </w:rPr>
+      </w:pPr>
+      <w:r>
+        <w:rPr>
+          <w:rFonts w:eastAsia="Times New Roman" w:cstheme="minorHAnsi"/>
+          <w:sz w:val="20"/>
+          <w:szCs w:val="20"/>
+        </w:rPr>
+        <w:t>Jenkins acts as the CI/CD orchestrator.</w:t>
+      </w:r>
+    </w:p>
+    <w:p>
+      <w:pPr>
+        <w:numPr>
+          <w:ilvl w:val="0"/>
+          <w:numId w:val="2"/>
+        </w:numPr>
+        <w:spacing w:before="100" w:beforeAutospacing="1" w:after="100" w:afterAutospacing="1" w:line="240" w:lineRule="auto"/>
+        <w:rPr>
+          <w:rFonts w:eastAsia="Times New Roman" w:cstheme="minorHAnsi"/>
+          <w:sz w:val="20"/>
+          <w:szCs w:val="20"/>
+        </w:rPr>
+      </w:pPr>
+      <w:r>
+        <w:rPr>
+          <w:rFonts w:eastAsia="Times New Roman" w:cstheme="minorHAnsi"/>
+          <w:b/>
+          <w:bCs/>
+          <w:sz w:val="20"/>
+          <w:szCs w:val="20"/>
+        </w:rPr>
+        <w:t>Code Quality Analysis (Jenkins → SonarQube → Quality Gate)</w:t>
+      </w:r>
+    </w:p>
+    <w:p>
+      <w:pPr>
+        <w:numPr>
+          <w:ilvl w:val="1"/>
+          <w:numId w:val="2"/>
+        </w:numPr>
+        <w:spacing w:before="100" w:beforeAutospacing="1" w:after="100" w:afterAutospacing="1" w:line="240" w:lineRule="auto"/>
+        <w:rPr>
+          <w:rFonts w:eastAsia="Times New Roman" w:cstheme="minorHAnsi"/>
+          <w:sz w:val="20"/>
+          <w:szCs w:val="20"/>
+        </w:rPr>
+      </w:pPr>
+      <w:r>
+        <w:rPr>
+          <w:rFonts w:eastAsia="Times New Roman" w:cstheme="minorHAnsi"/>
+          <w:sz w:val="20"/>
+          <w:szCs w:val="20"/>
+        </w:rPr>
+        <w:t>Jenkins runs SonarQube scanner.</w:t>
+      </w:r>
+    </w:p>
+    <w:p>
+      <w:pPr>
+        <w:numPr>
+          <w:ilvl w:val="1"/>
+          <w:numId w:val="2"/>
+        </w:numPr>
+        <w:spacing w:before="100" w:beforeAutospacing="1" w:after="100" w:afterAutospacing="1" w:line="240" w:lineRule="auto"/>
+        <w:rPr>
+          <w:rFonts w:eastAsia="Times New Roman" w:cstheme="minorHAnsi"/>
+          <w:sz w:val="20"/>
+          <w:szCs w:val="20"/>
+        </w:rPr>
+      </w:pPr>
+      <w:r>
+        <w:rPr>
+          <w:rFonts w:eastAsia="Times New Roman" w:cstheme="minorHAnsi"/>
+          <w:sz w:val="20"/>
+          <w:szCs w:val="20"/>
+        </w:rPr>
+        <w:t>SonarQube checks code quality, security vulnerabilities, coverage, etc.</w:t>
+      </w:r>
+    </w:p>
+    <w:p>
+      <w:pPr>
+        <w:numPr>
+          <w:ilvl w:val="1"/>
+          <w:numId w:val="2"/>
+        </w:numPr>
+        <w:spacing w:before="100" w:beforeAutospacing="1" w:after="100" w:afterAutospacing="1" w:line="240" w:lineRule="auto"/>
+        <w:rPr>
+          <w:rFonts w:eastAsia="Times New Roman" w:cstheme="minorHAnsi"/>
+          <w:sz w:val="20"/>
+          <w:szCs w:val="20"/>
+        </w:rPr>
+      </w:pPr>
+      <w:r>
+        <w:rPr>
+          <w:rFonts w:eastAsia="Times New Roman" w:cstheme="minorHAnsi"/>
+          <w:sz w:val="20"/>
+          <w:szCs w:val="20"/>
+        </w:rPr>
+        <w:t xml:space="preserve">Quality Gate ensures build continues </w:t>
+      </w:r>
+      <w:r>
+        <w:rPr>
+          <w:rFonts w:eastAsia="Times New Roman" w:cstheme="minorHAnsi"/>
+          <w:b/>
+          <w:bCs/>
+          <w:sz w:val="20"/>
+          <w:szCs w:val="20"/>
+        </w:rPr>
+        <w:t>only if code meets quality standards</w:t>
+      </w:r>
+      <w:r>
+        <w:rPr>
+          <w:rFonts w:eastAsia="Times New Roman" w:cstheme="minorHAnsi"/>
+          <w:sz w:val="20"/>
+          <w:szCs w:val="20"/>
+        </w:rPr>
+        <w:t>.</w:t>
+      </w:r>
+    </w:p>
+    <w:p>
+      <w:pPr>
+        <w:numPr>
+          <w:ilvl w:val="0"/>
+          <w:numId w:val="2"/>
+        </w:numPr>
+        <w:spacing w:before="100" w:beforeAutospacing="1" w:after="100" w:afterAutospacing="1" w:line="240" w:lineRule="auto"/>
+        <w:rPr>
+          <w:rFonts w:eastAsia="Times New Roman" w:cstheme="minorHAnsi"/>
+          <w:sz w:val="20"/>
+          <w:szCs w:val="20"/>
+        </w:rPr>
+      </w:pPr>
+      <w:r>
+        <w:rPr>
+          <w:rFonts w:eastAsia="Times New Roman" w:cstheme="minorHAnsi"/>
+          <w:b/>
+          <w:bCs/>
+          <w:sz w:val="20"/>
+          <w:szCs w:val="20"/>
+        </w:rPr>
+        <w:t>Dependency Installation (npm install)</w:t>
+      </w:r>
+    </w:p>
+    <w:p>
+      <w:pPr>
+        <w:numPr>
+          <w:ilvl w:val="1"/>
+          <w:numId w:val="2"/>
+        </w:numPr>
+        <w:spacing w:before="100" w:beforeAutospacing="1" w:after="100" w:afterAutospacing="1" w:line="240" w:lineRule="auto"/>
+        <w:rPr>
+          <w:rFonts w:eastAsia="Times New Roman" w:cstheme="minorHAnsi"/>
+          <w:sz w:val="20"/>
+          <w:szCs w:val="20"/>
+        </w:rPr>
+      </w:pPr>
+      <w:r>
+        <w:rPr>
+          <w:rFonts w:eastAsia="Times New Roman" w:cstheme="minorHAnsi"/>
+          <w:sz w:val="20"/>
+          <w:szCs w:val="20"/>
+        </w:rPr>
+        <w:t>Jenkins installs project dependencies.</w:t>
+      </w:r>
+    </w:p>
+    <w:p>
+      <w:pPr>
+        <w:numPr>
+          <w:ilvl w:val="1"/>
+          <w:numId w:val="2"/>
+        </w:numPr>
+        <w:spacing w:before="100" w:beforeAutospacing="1" w:after="100" w:afterAutospacing="1" w:line="240" w:lineRule="auto"/>
+        <w:rPr>
+          <w:rFonts w:eastAsia="Times New Roman" w:cstheme="minorHAnsi"/>
+          <w:sz w:val="20"/>
+          <w:szCs w:val="20"/>
+        </w:rPr>
+      </w:pPr>
+      <w:r>
+        <w:rPr>
+          <w:rFonts w:eastAsia="Times New Roman" w:cstheme="minorHAnsi"/>
+          <w:sz w:val="20"/>
+          <w:szCs w:val="20"/>
+        </w:rPr>
+        <w:t>Ensures application can build successfully.</w:t>
+      </w:r>
+    </w:p>
+    <w:p>
+      <w:pPr>
+        <w:numPr>
+          <w:ilvl w:val="0"/>
+          <w:numId w:val="2"/>
+        </w:numPr>
+        <w:spacing w:before="100" w:beforeAutospacing="1" w:after="100" w:afterAutospacing="1" w:line="240" w:lineRule="auto"/>
+        <w:rPr>
+          <w:rFonts w:eastAsia="Times New Roman" w:cstheme="minorHAnsi"/>
+          <w:sz w:val="20"/>
+          <w:szCs w:val="20"/>
+        </w:rPr>
+      </w:pPr>
+      <w:r>
+        <w:rPr>
+          <w:rFonts w:eastAsia="Times New Roman" w:cstheme="minorHAnsi"/>
+          <w:b/>
+          <w:bCs/>
+          <w:sz w:val="20"/>
+          <w:szCs w:val="20"/>
+        </w:rPr>
+        <w:t>Security Checks</w:t>
+      </w:r>
+    </w:p>
+    <w:p>
+      <w:pPr>
+        <w:numPr>
+          <w:ilvl w:val="1"/>
+          <w:numId w:val="2"/>
+        </w:numPr>
+        <w:spacing w:before="100" w:beforeAutospacing="1" w:after="100" w:afterAutospacing="1" w:line="240" w:lineRule="auto"/>
+        <w:rPr>
+          <w:rFonts w:eastAsia="Times New Roman" w:cstheme="minorHAnsi"/>
+          <w:sz w:val="20"/>
+          <w:szCs w:val="20"/>
+        </w:rPr>
+      </w:pPr>
+      <w:r>
+        <w:rPr>
+          <w:rFonts w:eastAsia="Times New Roman" w:cstheme="minorHAnsi"/>
+          <w:b/>
+          <w:bCs/>
+          <w:sz w:val="20"/>
+          <w:szCs w:val="20"/>
+        </w:rPr>
+        <w:t>OWASP Dependency Check</w:t>
+      </w:r>
+      <w:r>
+        <w:rPr>
+          <w:rFonts w:eastAsia="Times New Roman" w:cstheme="minorHAnsi"/>
+          <w:sz w:val="20"/>
+          <w:szCs w:val="20"/>
+        </w:rPr>
+        <w:t xml:space="preserve"> → scans project dependencies for known vulnerabilities.</w:t>
+      </w:r>
+    </w:p>
+    <w:p>
+      <w:pPr>
+        <w:numPr>
+          <w:ilvl w:val="1"/>
+          <w:numId w:val="2"/>
+        </w:numPr>
+        <w:spacing w:before="100" w:beforeAutospacing="1" w:after="100" w:afterAutospacing="1" w:line="240" w:lineRule="auto"/>
+        <w:rPr>
+          <w:rFonts w:eastAsia="Times New Roman" w:cstheme="minorHAnsi"/>
+          <w:sz w:val="20"/>
+          <w:szCs w:val="20"/>
+        </w:rPr>
+      </w:pPr>
+      <w:r>
+        <w:rPr>
+          <w:rFonts w:eastAsia="Times New Roman" w:cstheme="minorHAnsi"/>
+          <w:b/>
+          <w:bCs/>
+          <w:sz w:val="20"/>
+          <w:szCs w:val="20"/>
+        </w:rPr>
+        <w:t>Trivy File Scan</w:t>
+      </w:r>
+      <w:r>
+        <w:rPr>
+          <w:rFonts w:eastAsia="Times New Roman" w:cstheme="minorHAnsi"/>
+          <w:sz w:val="20"/>
+          <w:szCs w:val="20"/>
+        </w:rPr>
+        <w:t xml:space="preserve"> → scans </w:t>
+      </w:r>
+      <w:proofErr w:type="spellStart"/>
+      <w:r>
+        <w:rPr>
+          <w:rFonts w:eastAsia="Times New Roman" w:cstheme="minorHAnsi"/>
+          <w:sz w:val="20"/>
+          <w:szCs w:val="20"/>
+        </w:rPr>
+        <w:t>config</w:t>
+      </w:r>
+      <w:proofErr w:type="spellEnd"/>
+      <w:r>
+        <w:rPr>
+          <w:rFonts w:eastAsia="Times New Roman" w:cstheme="minorHAnsi"/>
+          <w:sz w:val="20"/>
+          <w:szCs w:val="20"/>
+        </w:rPr>
+        <w:t xml:space="preserve"> files, </w:t>
+      </w:r>
+      <w:proofErr w:type="spellStart"/>
+      <w:r>
+        <w:rPr>
+          <w:rFonts w:eastAsia="Times New Roman" w:cstheme="minorHAnsi"/>
+          <w:sz w:val="20"/>
+          <w:szCs w:val="20"/>
+        </w:rPr>
+        <w:t>IaC</w:t>
+      </w:r>
+      <w:proofErr w:type="spellEnd"/>
+      <w:r>
+        <w:rPr>
+          <w:rFonts w:eastAsia="Times New Roman" w:cstheme="minorHAnsi"/>
+          <w:sz w:val="20"/>
+          <w:szCs w:val="20"/>
+        </w:rPr>
+        <w:t xml:space="preserve"> (Infrastructure as Code), and manifests.</w:t>
+      </w:r>
+    </w:p>
+    <w:p>
+      <w:pPr>
+        <w:numPr>
+          <w:ilvl w:val="0"/>
+          <w:numId w:val="2"/>
+        </w:numPr>
+        <w:spacing w:before="100" w:beforeAutospacing="1" w:after="100" w:afterAutospacing="1" w:line="240" w:lineRule="auto"/>
+        <w:rPr>
+          <w:rFonts w:eastAsia="Times New Roman" w:cstheme="minorHAnsi"/>
+          <w:sz w:val="20"/>
+          <w:szCs w:val="20"/>
+        </w:rPr>
+      </w:pPr>
+      <w:r>
+        <w:rPr>
+          <w:rFonts w:eastAsia="Times New Roman" w:cstheme="minorHAnsi"/>
+          <w:b/>
+          <w:bCs/>
+          <w:sz w:val="20"/>
+          <w:szCs w:val="20"/>
+        </w:rPr>
+        <w:t>Build &amp; Package (Docker)</w:t>
+      </w:r>
+    </w:p>
+    <w:p>
+      <w:pPr>
+        <w:numPr>
+          <w:ilvl w:val="1"/>
+          <w:numId w:val="2"/>
+        </w:numPr>
+        <w:spacing w:before="100" w:beforeAutospacing="1" w:after="100" w:afterAutospacing="1" w:line="240" w:lineRule="auto"/>
+        <w:rPr>
+          <w:rFonts w:eastAsia="Times New Roman" w:cstheme="minorHAnsi"/>
+          <w:sz w:val="20"/>
+          <w:szCs w:val="20"/>
+        </w:rPr>
+      </w:pPr>
+      <w:r>
+        <w:rPr>
+          <w:rFonts w:eastAsia="Times New Roman" w:cstheme="minorHAnsi"/>
+          <w:sz w:val="20"/>
+          <w:szCs w:val="20"/>
+        </w:rPr>
+        <w:t xml:space="preserve">Jenkins builds a </w:t>
+      </w:r>
+      <w:r>
+        <w:rPr>
+          <w:rFonts w:eastAsia="Times New Roman" w:cstheme="minorHAnsi"/>
+          <w:b/>
+          <w:bCs/>
+          <w:sz w:val="20"/>
+          <w:szCs w:val="20"/>
+        </w:rPr>
+        <w:t>Docker image</w:t>
+      </w:r>
+      <w:r>
+        <w:rPr>
+          <w:rFonts w:eastAsia="Times New Roman" w:cstheme="minorHAnsi"/>
+          <w:sz w:val="20"/>
+          <w:szCs w:val="20"/>
+        </w:rPr>
+        <w:t xml:space="preserve"> of the application.</w:t>
+      </w:r>
+    </w:p>
+    <w:p>
+      <w:pPr>
+        <w:numPr>
+          <w:ilvl w:val="1"/>
+          <w:numId w:val="2"/>
+        </w:numPr>
+        <w:spacing w:before="100" w:beforeAutospacing="1" w:after="100" w:afterAutospacing="1" w:line="240" w:lineRule="auto"/>
+        <w:rPr>
+          <w:rFonts w:eastAsia="Times New Roman" w:cstheme="minorHAnsi"/>
+          <w:sz w:val="20"/>
+          <w:szCs w:val="20"/>
+        </w:rPr>
+      </w:pPr>
+      <w:r>
+        <w:rPr>
+          <w:rFonts w:eastAsia="Times New Roman" w:cstheme="minorHAnsi"/>
+          <w:sz w:val="20"/>
+          <w:szCs w:val="20"/>
+        </w:rPr>
+        <w:t>Ensures consistency across environments.</w:t>
+      </w:r>
+    </w:p>
+    <w:p>
+      <w:pPr>
+        <w:numPr>
+          <w:ilvl w:val="0"/>
+          <w:numId w:val="2"/>
+        </w:numPr>
+        <w:spacing w:before="100" w:beforeAutospacing="1" w:after="100" w:afterAutospacing="1" w:line="240" w:lineRule="auto"/>
+        <w:rPr>
+          <w:rFonts w:eastAsia="Times New Roman" w:cstheme="minorHAnsi"/>
+          <w:sz w:val="20"/>
+          <w:szCs w:val="20"/>
+        </w:rPr>
+      </w:pPr>
+      <w:r>
+        <w:rPr>
+          <w:rFonts w:eastAsia="Times New Roman" w:cstheme="minorHAnsi"/>
+          <w:b/>
+          <w:bCs/>
+          <w:sz w:val="20"/>
+          <w:szCs w:val="20"/>
+        </w:rPr>
+        <w:t>Image Security Scan (Trivy Image Scan)</w:t>
+      </w:r>
+    </w:p>
+    <w:p>
+      <w:pPr>
+        <w:numPr>
+          <w:ilvl w:val="1"/>
+          <w:numId w:val="2"/>
+        </w:numPr>
+        <w:spacing w:before="100" w:beforeAutospacing="1" w:after="100" w:afterAutospacing="1" w:line="240" w:lineRule="auto"/>
+        <w:rPr>
+          <w:rFonts w:eastAsia="Times New Roman" w:cstheme="minorHAnsi"/>
+          <w:sz w:val="20"/>
+          <w:szCs w:val="20"/>
+        </w:rPr>
+      </w:pPr>
+      <w:r>
+        <w:rPr>
+          <w:rFonts w:eastAsia="Times New Roman" w:cstheme="minorHAnsi"/>
+          <w:sz w:val="20"/>
+          <w:szCs w:val="20"/>
+        </w:rPr>
+        <w:t>Scans the built Docker image for vulnerabilities.</w:t>
+      </w:r>
+    </w:p>
+    <w:p>
+      <w:pPr>
+        <w:numPr>
+          <w:ilvl w:val="1"/>
+          <w:numId w:val="2"/>
+        </w:numPr>
+        <w:spacing w:before="100" w:beforeAutospacing="1" w:after="100" w:afterAutospacing="1" w:line="240" w:lineRule="auto"/>
+        <w:rPr>
+          <w:rFonts w:eastAsia="Times New Roman" w:cstheme="minorHAnsi"/>
+          <w:sz w:val="20"/>
+          <w:szCs w:val="20"/>
+        </w:rPr>
+      </w:pPr>
+      <w:r>
+        <w:rPr>
+          <w:rFonts w:eastAsia="Times New Roman" w:cstheme="minorHAnsi"/>
+          <w:sz w:val="20"/>
+          <w:szCs w:val="20"/>
+        </w:rPr>
+        <w:t xml:space="preserve">If critical vulnerabilities </w:t>
+      </w:r>
+      <w:proofErr w:type="gramStart"/>
+      <w:r>
+        <w:rPr>
+          <w:rFonts w:eastAsia="Times New Roman" w:cstheme="minorHAnsi"/>
+          <w:sz w:val="20"/>
+          <w:szCs w:val="20"/>
+        </w:rPr>
+        <w:t>are found</w:t>
+      </w:r>
+      <w:proofErr w:type="gramEnd"/>
+      <w:r>
+        <w:rPr>
+          <w:rFonts w:eastAsia="Times New Roman" w:cstheme="minorHAnsi"/>
+          <w:sz w:val="20"/>
+          <w:szCs w:val="20"/>
+        </w:rPr>
+        <w:t>, pipeline can stop here.</w:t>
+      </w:r>
+    </w:p>
+    <w:p>
+      <w:pPr>
+        <w:numPr>
+          <w:ilvl w:val="0"/>
+          <w:numId w:val="2"/>
+        </w:numPr>
+        <w:spacing w:before="100" w:beforeAutospacing="1" w:after="100" w:afterAutospacing="1" w:line="240" w:lineRule="auto"/>
+        <w:rPr>
+          <w:rFonts w:eastAsia="Times New Roman" w:cstheme="minorHAnsi"/>
+          <w:sz w:val="20"/>
+          <w:szCs w:val="20"/>
+        </w:rPr>
+      </w:pPr>
+      <w:r>
+        <w:rPr>
+          <w:rFonts w:eastAsia="Times New Roman" w:cstheme="minorHAnsi"/>
+          <w:b/>
+          <w:bCs/>
+          <w:sz w:val="20"/>
+          <w:szCs w:val="20"/>
+        </w:rPr>
+        <w:t>Push to Docker Hub</w:t>
+      </w:r>
+    </w:p>
+    <w:p>
+      <w:pPr>
+        <w:numPr>
+          <w:ilvl w:val="1"/>
+          <w:numId w:val="2"/>
+        </w:numPr>
+        <w:spacing w:before="100" w:beforeAutospacing="1" w:after="100" w:afterAutospacing="1" w:line="240" w:lineRule="auto"/>
+        <w:rPr>
+          <w:rFonts w:eastAsia="Times New Roman" w:cstheme="minorHAnsi"/>
+          <w:sz w:val="20"/>
+          <w:szCs w:val="20"/>
+        </w:rPr>
+      </w:pPr>
+      <w:r>
+        <w:rPr>
+          <w:rFonts w:eastAsia="Times New Roman" w:cstheme="minorHAnsi"/>
+          <w:sz w:val="20"/>
+          <w:szCs w:val="20"/>
+        </w:rPr>
+        <w:t xml:space="preserve">Safe image </w:t>
+      </w:r>
+      <w:proofErr w:type="gramStart"/>
+      <w:r>
+        <w:rPr>
+          <w:rFonts w:eastAsia="Times New Roman" w:cstheme="minorHAnsi"/>
+          <w:sz w:val="20"/>
+          <w:szCs w:val="20"/>
+        </w:rPr>
+        <w:t>is pushed</w:t>
+      </w:r>
+      <w:proofErr w:type="gramEnd"/>
+      <w:r>
+        <w:rPr>
+          <w:rFonts w:eastAsia="Times New Roman" w:cstheme="minorHAnsi"/>
+          <w:sz w:val="20"/>
+          <w:szCs w:val="20"/>
+        </w:rPr>
+        <w:t xml:space="preserve"> to Docker Hub (or any container registry).</w:t>
+      </w:r>
+    </w:p>
+    <w:p>
+      <w:pPr>
+        <w:numPr>
+          <w:ilvl w:val="1"/>
+          <w:numId w:val="2"/>
+        </w:numPr>
+        <w:spacing w:before="100" w:beforeAutospacing="1" w:after="100" w:afterAutospacing="1" w:line="240" w:lineRule="auto"/>
+        <w:rPr>
+          <w:rFonts w:eastAsia="Times New Roman" w:cstheme="minorHAnsi"/>
+          <w:sz w:val="20"/>
+          <w:szCs w:val="20"/>
+        </w:rPr>
+      </w:pPr>
+      <w:r>
+        <w:rPr>
+          <w:rFonts w:eastAsia="Times New Roman" w:cstheme="minorHAnsi"/>
+          <w:sz w:val="20"/>
+          <w:szCs w:val="20"/>
+        </w:rPr>
+        <w:t>Makes it available for deployment.</w:t>
+      </w:r>
+    </w:p>
+    <w:p>
+      <w:pPr>
+        <w:numPr>
+          <w:ilvl w:val="0"/>
+          <w:numId w:val="2"/>
+        </w:numPr>
+        <w:spacing w:before="100" w:beforeAutospacing="1" w:after="100" w:afterAutospacing="1" w:line="240" w:lineRule="auto"/>
+        <w:rPr>
+          <w:rFonts w:eastAsia="Times New Roman" w:cstheme="minorHAnsi"/>
+          <w:sz w:val="20"/>
+          <w:szCs w:val="20"/>
+        </w:rPr>
+      </w:pPr>
+      <w:r>
+        <w:rPr>
+          <w:rFonts w:eastAsia="Times New Roman" w:cstheme="minorHAnsi"/>
+          <w:b/>
+          <w:bCs/>
+          <w:sz w:val="20"/>
+          <w:szCs w:val="20"/>
+        </w:rPr>
+        <w:t>Monitoring Setup (Prometheus + Grafana)</w:t>
+      </w:r>
+    </w:p>
+    <w:p>
+      <w:pPr>
+        <w:numPr>
+          <w:ilvl w:val="1"/>
+          <w:numId w:val="2"/>
+        </w:numPr>
+        <w:spacing w:before="100" w:beforeAutospacing="1" w:after="100" w:afterAutospacing="1" w:line="240" w:lineRule="auto"/>
+        <w:rPr>
+          <w:rFonts w:eastAsia="Times New Roman" w:cstheme="minorHAnsi"/>
+          <w:sz w:val="20"/>
+          <w:szCs w:val="20"/>
+        </w:rPr>
+      </w:pPr>
+      <w:r>
+        <w:rPr>
+          <w:rFonts w:eastAsia="Times New Roman" w:cstheme="minorHAnsi"/>
+          <w:sz w:val="20"/>
+          <w:szCs w:val="20"/>
+        </w:rPr>
+        <w:t>Prometheus scrapes application + infrastructure metrics.</w:t>
+      </w:r>
+    </w:p>
+    <w:p>
+      <w:pPr>
+        <w:numPr>
+          <w:ilvl w:val="1"/>
+          <w:numId w:val="2"/>
+        </w:numPr>
+        <w:spacing w:before="100" w:beforeAutospacing="1" w:after="100" w:afterAutospacing="1" w:line="240" w:lineRule="auto"/>
+        <w:rPr>
+          <w:rFonts w:eastAsia="Times New Roman" w:cstheme="minorHAnsi"/>
+          <w:sz w:val="20"/>
+          <w:szCs w:val="20"/>
+        </w:rPr>
+      </w:pPr>
+      <w:r>
+        <w:rPr>
+          <w:rFonts w:eastAsia="Times New Roman" w:cstheme="minorHAnsi"/>
+          <w:sz w:val="20"/>
+          <w:szCs w:val="20"/>
+        </w:rPr>
+        <w:t>Grafana visualizes metrics and helps with alerting/dashboards.</w:t>
+      </w:r>
+    </w:p>
+    <w:p>
+      <w:pPr>
+        <w:spacing w:after="0" w:line="240" w:lineRule="auto"/>
+        <w:rPr>
+          <w:rFonts w:eastAsia="Times New Roman" w:cstheme="minorHAnsi"/>
+          <w:sz w:val="20"/>
+          <w:szCs w:val="20"/>
+        </w:rPr>
+      </w:pPr>
+      <w:r>
+        <w:rPr>
+          <w:rFonts w:eastAsia="Times New Roman" w:cstheme="minorHAnsi"/>
+          <w:sz w:val="20"/>
+          <w:szCs w:val="20"/>
+        </w:rPr>
+        <w:pict>
+          <v:rect id="_x0000_i1025" style="width:0;height:1.5pt" o:hralign="center" o:hrstd="t" o:hr="t" fillcolor="#a0a0a0" stroked="f"/>
+        </w:pict>
+      </w:r>
+    </w:p>
+    <w:p>
+      <w:pPr>
+        <w:spacing w:before="100" w:beforeAutospacing="1" w:after="100" w:afterAutospacing="1" w:line="240" w:lineRule="auto"/>
+        <w:outlineLvl w:val="1"/>
+        <w:rPr>
+          <w:rFonts w:eastAsia="Times New Roman" w:cstheme="minorHAnsi"/>
+          <w:b/>
+          <w:bCs/>
+          <w:sz w:val="20"/>
+          <w:szCs w:val="20"/>
+        </w:rPr>
+      </w:pPr>
+      <w:r>
+        <w:rPr>
+          <w:rFonts w:eastAsia="Times New Roman" w:cstheme="minorHAnsi"/>
+          <w:b/>
+          <w:bCs/>
+          <w:sz w:val="20"/>
+          <w:szCs w:val="20"/>
+        </w:rPr>
+        <w:t xml:space="preserve">Next Steps (Yet to </w:t>
+      </w:r>
+      <w:proofErr w:type="gramStart"/>
+      <w:r>
+        <w:rPr>
+          <w:rFonts w:eastAsia="Times New Roman" w:cstheme="minorHAnsi"/>
+          <w:b/>
+          <w:bCs/>
+          <w:sz w:val="20"/>
+          <w:szCs w:val="20"/>
+        </w:rPr>
+        <w:t>be done</w:t>
+      </w:r>
+      <w:proofErr w:type="gramEnd"/>
+      <w:r>
+        <w:rPr>
+          <w:rFonts w:eastAsia="Times New Roman" w:cstheme="minorHAnsi"/>
+          <w:b/>
+          <w:bCs/>
+          <w:sz w:val="20"/>
+          <w:szCs w:val="20"/>
+        </w:rPr>
+        <w:t>)</w:t>
+      </w:r>
+    </w:p>
+    <w:p>
+      <w:pPr>
+        <w:numPr>
+          <w:ilvl w:val="0"/>
+          <w:numId w:val="3"/>
+        </w:numPr>
+        <w:spacing w:before="100" w:beforeAutospacing="1" w:after="100" w:afterAutospacing="1" w:line="240" w:lineRule="auto"/>
+        <w:rPr>
+          <w:rFonts w:eastAsia="Times New Roman" w:cstheme="minorHAnsi"/>
+          <w:sz w:val="20"/>
+          <w:szCs w:val="20"/>
+        </w:rPr>
+      </w:pPr>
+      <w:r>
+        <w:rPr>
+          <w:rFonts w:eastAsia="Times New Roman" w:cstheme="minorHAnsi"/>
+          <w:b/>
+          <w:bCs/>
+          <w:sz w:val="20"/>
+          <w:szCs w:val="20"/>
+        </w:rPr>
+        <w:t>Helm</w:t>
+      </w:r>
+      <w:r>
+        <w:rPr>
+          <w:rFonts w:eastAsia="Times New Roman" w:cstheme="minorHAnsi"/>
+          <w:sz w:val="20"/>
+          <w:szCs w:val="20"/>
+        </w:rPr>
+        <w:t xml:space="preserve"> → Package your Kubernetes manifests as Helm charts for easy versioning &amp; deployment.</w:t>
+      </w:r>
+    </w:p>
+    <w:p>
+      <w:pPr>
+        <w:numPr>
+          <w:ilvl w:val="0"/>
+          <w:numId w:val="3"/>
+        </w:numPr>
+        <w:spacing w:before="100" w:beforeAutospacing="1" w:after="100" w:afterAutospacing="1" w:line="240" w:lineRule="auto"/>
+        <w:rPr>
+          <w:rFonts w:eastAsia="Times New Roman" w:cstheme="minorHAnsi"/>
+          <w:sz w:val="20"/>
+          <w:szCs w:val="20"/>
+        </w:rPr>
+      </w:pPr>
+      <w:r>
+        <w:rPr>
+          <w:rFonts w:eastAsia="Times New Roman" w:cstheme="minorHAnsi"/>
+          <w:b/>
+          <w:bCs/>
+          <w:sz w:val="20"/>
+          <w:szCs w:val="20"/>
+        </w:rPr>
+        <w:t>Kubernetes Deployment</w:t>
+      </w:r>
+      <w:r>
+        <w:rPr>
+          <w:rFonts w:eastAsia="Times New Roman" w:cstheme="minorHAnsi"/>
+          <w:sz w:val="20"/>
+          <w:szCs w:val="20"/>
+        </w:rPr>
+        <w:t xml:space="preserve"> → Jenkins (or ArgoCD if going </w:t>
+      </w:r>
+      <w:proofErr w:type="spellStart"/>
+      <w:r>
+        <w:rPr>
+          <w:rFonts w:eastAsia="Times New Roman" w:cstheme="minorHAnsi"/>
+          <w:sz w:val="20"/>
+          <w:szCs w:val="20"/>
+        </w:rPr>
+        <w:t>GitOps</w:t>
+      </w:r>
+      <w:proofErr w:type="spellEnd"/>
+      <w:r>
+        <w:rPr>
+          <w:rFonts w:eastAsia="Times New Roman" w:cstheme="minorHAnsi"/>
+          <w:sz w:val="20"/>
+          <w:szCs w:val="20"/>
+        </w:rPr>
+        <w:t>) deploys containerized app to a K8s cluster.</w:t>
+      </w:r>
+    </w:p>
+    <w:p>
+      <w:pPr>
+        <w:numPr>
+          <w:ilvl w:val="0"/>
+          <w:numId w:val="3"/>
+        </w:numPr>
+        <w:spacing w:before="100" w:beforeAutospacing="1" w:after="100" w:afterAutospacing="1" w:line="240" w:lineRule="auto"/>
+        <w:rPr>
+          <w:rFonts w:eastAsia="Times New Roman" w:cstheme="minorHAnsi"/>
+          <w:sz w:val="20"/>
+          <w:szCs w:val="20"/>
+        </w:rPr>
+      </w:pPr>
+      <w:proofErr w:type="spellStart"/>
+      <w:r>
+        <w:rPr>
+          <w:rFonts w:eastAsia="Times New Roman" w:cstheme="minorHAnsi"/>
+          <w:b/>
+          <w:bCs/>
+          <w:sz w:val="20"/>
+          <w:szCs w:val="20"/>
+        </w:rPr>
+        <w:t>GitOps</w:t>
+      </w:r>
+      <w:proofErr w:type="spellEnd"/>
+      <w:r>
+        <w:rPr>
+          <w:rFonts w:eastAsia="Times New Roman" w:cstheme="minorHAnsi"/>
+          <w:b/>
+          <w:bCs/>
+          <w:sz w:val="20"/>
+          <w:szCs w:val="20"/>
+        </w:rPr>
+        <w:t xml:space="preserve"> (ArgoCD/</w:t>
+      </w:r>
+      <w:proofErr w:type="spellStart"/>
+      <w:r>
+        <w:rPr>
+          <w:rFonts w:eastAsia="Times New Roman" w:cstheme="minorHAnsi"/>
+          <w:b/>
+          <w:bCs/>
+          <w:sz w:val="20"/>
+          <w:szCs w:val="20"/>
+        </w:rPr>
+        <w:t>FluxCD</w:t>
+      </w:r>
+      <w:proofErr w:type="spellEnd"/>
+      <w:r>
+        <w:rPr>
+          <w:rFonts w:eastAsia="Times New Roman" w:cstheme="minorHAnsi"/>
+          <w:b/>
+          <w:bCs/>
+          <w:sz w:val="20"/>
+          <w:szCs w:val="20"/>
+        </w:rPr>
+        <w:t>)</w:t>
+      </w:r>
+      <w:r>
+        <w:rPr>
+          <w:rFonts w:eastAsia="Times New Roman" w:cstheme="minorHAnsi"/>
+          <w:sz w:val="20"/>
+          <w:szCs w:val="20"/>
+        </w:rPr>
+        <w:t xml:space="preserve"> → Automates </w:t>
+      </w:r>
+      <w:proofErr w:type="gramStart"/>
+      <w:r>
+        <w:rPr>
+          <w:rFonts w:eastAsia="Times New Roman" w:cstheme="minorHAnsi"/>
+          <w:sz w:val="20"/>
+          <w:szCs w:val="20"/>
+        </w:rPr>
+        <w:t>syncing</w:t>
+      </w:r>
+      <w:proofErr w:type="gramEnd"/>
+      <w:r>
+        <w:rPr>
+          <w:rFonts w:eastAsia="Times New Roman" w:cstheme="minorHAnsi"/>
+          <w:sz w:val="20"/>
+          <w:szCs w:val="20"/>
+        </w:rPr>
+        <w:t xml:space="preserve"> of Git state (Helm charts/manifests) with Kubernetes cluster.</w:t>
+      </w:r>
+    </w:p>
+    <w:p>
+      <w:pPr>
+        <w:numPr>
+          <w:ilvl w:val="0"/>
+          <w:numId w:val="3"/>
+        </w:numPr>
+        <w:spacing w:before="100" w:beforeAutospacing="1" w:after="100" w:afterAutospacing="1" w:line="240" w:lineRule="auto"/>
+        <w:rPr>
+          <w:rFonts w:eastAsia="Times New Roman" w:cstheme="minorHAnsi"/>
+          <w:sz w:val="20"/>
+          <w:szCs w:val="20"/>
+        </w:rPr>
+      </w:pPr>
+      <w:r>
+        <w:rPr>
+          <w:rFonts w:eastAsia="Times New Roman" w:cstheme="minorHAnsi"/>
+          <w:b/>
+          <w:bCs/>
+          <w:sz w:val="20"/>
+          <w:szCs w:val="20"/>
+        </w:rPr>
+        <w:t>Route 53 (DNS)</w:t>
+      </w:r>
+      <w:r>
+        <w:rPr>
+          <w:rFonts w:eastAsia="Times New Roman" w:cstheme="minorHAnsi"/>
+          <w:sz w:val="20"/>
+          <w:szCs w:val="20"/>
+        </w:rPr>
+        <w:t xml:space="preserve"> → Manage domain names, map to your Kubernetes ingress (Nginx/ALB), and expose services securely.</w:t>
+      </w:r>
+    </w:p>
+    <w:p>
+      <w:pPr>
         <w:jc w:val="center"/>
         <w:rPr>
           <w:b/>
-          <w:sz w:val="48"/>
-          <w:szCs w:val="48"/>
+          <w:sz w:val="16"/>
+          <w:szCs w:val="16"/>
           <w:u w:val="single"/>
         </w:rPr>
       </w:pPr>
     </w:p>
     <w:p>
       <w:pPr>
-        <w:rPr>
-          <w:b/>
-          <w:sz w:val="24"/>
-          <w:szCs w:val="24"/>
-        </w:rPr>
-      </w:pPr>
-      <w:r>
-        <w:rPr>
-          <w:b/>
-          <w:sz w:val="24"/>
-          <w:szCs w:val="24"/>
-        </w:rPr>
+        <w:jc w:val="center"/>
+        <w:rPr>
+          <w:b/>
+          <w:sz w:val="16"/>
+          <w:szCs w:val="16"/>
+          <w:u w:val="single"/>
+        </w:rPr>
+      </w:pPr>
+    </w:p>
+    <w:p>
+      <w:pPr>
+        <w:rPr>
+          <w:b/>
+          <w:sz w:val="16"/>
+          <w:szCs w:val="16"/>
+          <w:u w:val="single"/>
+        </w:rPr>
+      </w:pPr>
+    </w:p>
+    <w:p>
+      <w:pPr>
+        <w:rPr>
+          <w:b/>
+          <w:sz w:val="24"/>
+          <w:szCs w:val="24"/>
+        </w:rPr>
+      </w:pPr>
+      <w:r>
+        <w:rPr>
+          <w:b/>
+          <w:sz w:val="24"/>
+          <w:szCs w:val="24"/>
+        </w:rPr>
+        <w:lastRenderedPageBreak/>
         <w:t>Step1:- Create Security Groups on AWS</w:t>
       </w:r>
     </w:p>
@@ -86,7 +1214,6 @@
         </w:rPr>
         <w:t xml:space="preserve">be </w:t>
       </w:r>
-      <w:proofErr w:type="gramStart"/>
       <w:r>
         <w:rPr>
           <w:rFonts w:eastAsia="Times New Roman" w:cstheme="minorHAnsi"/>
@@ -96,9 +1223,8 @@
           <w:sz w:val="24"/>
           <w:szCs w:val="24"/>
         </w:rPr>
-        <w:t>Enable</w:t>
-      </w:r>
-      <w:proofErr w:type="gramEnd"/>
+        <w:t>enabled</w:t>
+      </w:r>
       <w:r>
         <w:rPr>
           <w:rFonts w:eastAsia="Times New Roman" w:cstheme="minorHAnsi"/>
@@ -853,10 +1979,10 @@
       </w:pPr>
       <w:r>
         <w:rPr>
+          <w:noProof/>
           <w:sz w:val="48"/>
           <w:szCs w:val="48"/>
         </w:rPr>
-        <w:lastRenderedPageBreak/>
         <w:drawing>
           <wp:inline distT="0" distB="0" distL="0" distR="0" wp14:anchorId="5D104D95" wp14:editId="71323447">
             <wp:extent cx="4974336" cy="2376627"/>
@@ -937,9 +2063,11 @@
       <w:r>
         <w:rPr>
           <w:b/>
-          <w:sz w:val="24"/>
-          <w:szCs w:val="24"/>
-        </w:rPr>
+          <w:noProof/>
+          <w:sz w:val="24"/>
+          <w:szCs w:val="24"/>
+        </w:rPr>
+        <w:lastRenderedPageBreak/>
         <w:drawing>
           <wp:inline distT="0" distB="0" distL="0" distR="0" wp14:anchorId="0853317A" wp14:editId="51E212F5">
             <wp:extent cx="5076749" cy="2146228"/>
@@ -1005,23 +2133,7 @@
           <w:sz w:val="24"/>
           <w:szCs w:val="24"/>
         </w:rPr>
-        <w:t>Step3</w:t>
-      </w:r>
-      <w:r>
-        <w:rPr>
-          <w:b/>
-          <w:sz w:val="24"/>
-          <w:szCs w:val="24"/>
-        </w:rPr>
-        <w:t xml:space="preserve">:- </w:t>
-      </w:r>
-      <w:r>
-        <w:rPr>
-          <w:b/>
-          <w:sz w:val="24"/>
-          <w:szCs w:val="24"/>
-        </w:rPr>
-        <w:t>Connect using EC2 Instance Connect</w:t>
+        <w:t>Step3:- Connect using EC2 Instance Connect</w:t>
       </w:r>
     </w:p>
     <w:p>
@@ -1036,6 +2148,7 @@
       <w:r>
         <w:rPr>
           <w:b/>
+          <w:noProof/>
           <w:sz w:val="24"/>
           <w:szCs w:val="24"/>
         </w:rPr>
@@ -1102,6 +2215,7 @@
       <w:r>
         <w:rPr>
           <w:b/>
+          <w:noProof/>
           <w:sz w:val="24"/>
           <w:szCs w:val="24"/>
         </w:rPr>
@@ -1169,6 +2283,7 @@
       <w:r>
         <w:rPr>
           <w:b/>
+          <w:noProof/>
           <w:sz w:val="24"/>
           <w:szCs w:val="24"/>
         </w:rPr>
@@ -1235,6 +2350,7 @@
       <w:r>
         <w:rPr>
           <w:b/>
+          <w:noProof/>
           <w:sz w:val="24"/>
           <w:szCs w:val="24"/>
         </w:rPr>
@@ -1302,6 +2418,7 @@
       <w:r>
         <w:rPr>
           <w:b/>
+          <w:noProof/>
           <w:sz w:val="24"/>
           <w:szCs w:val="24"/>
         </w:rPr>
@@ -1368,6 +2485,7 @@
       <w:r>
         <w:rPr>
           <w:b/>
+          <w:noProof/>
           <w:sz w:val="24"/>
           <w:szCs w:val="24"/>
         </w:rPr>
@@ -1434,6 +2552,7 @@
       <w:r>
         <w:rPr>
           <w:b/>
+          <w:noProof/>
           <w:sz w:val="24"/>
           <w:szCs w:val="24"/>
         </w:rPr>
@@ -1487,6 +2606,7 @@
       <w:r>
         <w:rPr>
           <w:b/>
+          <w:noProof/>
           <w:sz w:val="24"/>
           <w:szCs w:val="24"/>
         </w:rPr>
@@ -1553,6 +2673,7 @@
       <w:r>
         <w:rPr>
           <w:b/>
+          <w:noProof/>
           <w:sz w:val="24"/>
           <w:szCs w:val="24"/>
         </w:rPr>
@@ -1620,6 +2741,7 @@
       <w:r>
         <w:rPr>
           <w:b/>
+          <w:noProof/>
           <w:sz w:val="24"/>
           <w:szCs w:val="24"/>
         </w:rPr>
@@ -1998,6 +3120,7 @@
       </w:pPr>
       <w:r>
         <w:rPr>
+          <w:noProof/>
           <w:sz w:val="24"/>
           <w:szCs w:val="24"/>
         </w:rPr>
@@ -2060,16 +3183,411 @@
           <w:szCs w:val="24"/>
         </w:rPr>
       </w:pPr>
+    </w:p>
+    <w:p>
+      <w:pPr>
+        <w:jc w:val="center"/>
+        <w:rPr>
+          <w:b/>
+          <w:sz w:val="24"/>
+          <w:szCs w:val="24"/>
+        </w:rPr>
+      </w:pPr>
+      <w:r>
+        <w:rPr>
+          <w:b/>
+          <w:sz w:val="24"/>
+          <w:szCs w:val="24"/>
+          <w:u w:val="single"/>
+        </w:rPr>
+        <w:t>Outputs</w:t>
+      </w:r>
+    </w:p>
+    <w:p>
+      <w:pPr>
+        <w:jc w:val="center"/>
+        <w:rPr>
+          <w:b/>
+          <w:sz w:val="24"/>
+          <w:szCs w:val="24"/>
+        </w:rPr>
+      </w:pPr>
+      <w:r>
+        <w:rPr>
+          <w:b/>
+          <w:sz w:val="24"/>
+          <w:szCs w:val="24"/>
+        </w:rPr>
+        <w:lastRenderedPageBreak/>
+        <w:drawing>
+          <wp:inline distT="0" distB="0" distL="0" distR="0" wp14:anchorId="2338565C" wp14:editId="52E27D7F">
+            <wp:extent cx="5943600" cy="2362200"/>
+            <wp:effectExtent l="76200" t="76200" r="133350" b="133350"/>
+            <wp:docPr id="15" name="Picture 15"/>
+            <wp:cNvGraphicFramePr>
+              <a:graphicFrameLocks xmlns:a="http://schemas.openxmlformats.org/drawingml/2006/main" noChangeAspect="1"/>
+            </wp:cNvGraphicFramePr>
+            <a:graphic xmlns:a="http://schemas.openxmlformats.org/drawingml/2006/main">
+              <a:graphicData uri="http://schemas.openxmlformats.org/drawingml/2006/picture">
+                <pic:pic xmlns:pic="http://schemas.openxmlformats.org/drawingml/2006/picture">
+                  <pic:nvPicPr>
+                    <pic:cNvPr id="1" name=""/>
+                    <pic:cNvPicPr/>
+                  </pic:nvPicPr>
+                  <pic:blipFill>
+                    <a:blip r:embed="rId18"/>
+                    <a:stretch>
+                      <a:fillRect/>
+                    </a:stretch>
+                  </pic:blipFill>
+                  <pic:spPr>
+                    <a:xfrm>
+                      <a:off x="0" y="0"/>
+                      <a:ext cx="5943600" cy="2362200"/>
+                    </a:xfrm>
+                    <a:prstGeom prst="rect">
+                      <a:avLst/>
+                    </a:prstGeom>
+                    <a:ln w="38100" cap="sq">
+                      <a:solidFill>
+                        <a:srgbClr val="000000"/>
+                      </a:solidFill>
+                      <a:prstDash val="solid"/>
+                      <a:miter lim="800000"/>
+                    </a:ln>
+                    <a:effectLst>
+                      <a:outerShdw blurRad="50800" dist="38100" dir="2700000" algn="tl" rotWithShape="0">
+                        <a:srgbClr val="000000">
+                          <a:alpha val="43000"/>
+                        </a:srgbClr>
+                      </a:outerShdw>
+                    </a:effectLst>
+                  </pic:spPr>
+                </pic:pic>
+              </a:graphicData>
+            </a:graphic>
+          </wp:inline>
+        </w:drawing>
+      </w:r>
+    </w:p>
+    <w:p>
+      <w:pPr>
+        <w:jc w:val="center"/>
+        <w:rPr>
+          <w:b/>
+          <w:sz w:val="24"/>
+          <w:szCs w:val="24"/>
+        </w:rPr>
+      </w:pPr>
+      <w:r>
+        <w:rPr>
+          <w:b/>
+          <w:sz w:val="24"/>
+          <w:szCs w:val="24"/>
+        </w:rPr>
+        <w:drawing>
+          <wp:inline distT="0" distB="0" distL="0" distR="0" wp14:anchorId="7A60BF41" wp14:editId="759DBBB8">
+            <wp:extent cx="5943600" cy="1618615"/>
+            <wp:effectExtent l="76200" t="76200" r="133350" b="133985"/>
+            <wp:docPr id="16" name="Picture 16"/>
+            <wp:cNvGraphicFramePr>
+              <a:graphicFrameLocks xmlns:a="http://schemas.openxmlformats.org/drawingml/2006/main" noChangeAspect="1"/>
+            </wp:cNvGraphicFramePr>
+            <a:graphic xmlns:a="http://schemas.openxmlformats.org/drawingml/2006/main">
+              <a:graphicData uri="http://schemas.openxmlformats.org/drawingml/2006/picture">
+                <pic:pic xmlns:pic="http://schemas.openxmlformats.org/drawingml/2006/picture">
+                  <pic:nvPicPr>
+                    <pic:cNvPr id="1" name=""/>
+                    <pic:cNvPicPr/>
+                  </pic:nvPicPr>
+                  <pic:blipFill>
+                    <a:blip r:embed="rId19"/>
+                    <a:stretch>
+                      <a:fillRect/>
+                    </a:stretch>
+                  </pic:blipFill>
+                  <pic:spPr>
+                    <a:xfrm>
+                      <a:off x="0" y="0"/>
+                      <a:ext cx="5943600" cy="1618615"/>
+                    </a:xfrm>
+                    <a:prstGeom prst="rect">
+                      <a:avLst/>
+                    </a:prstGeom>
+                    <a:ln w="38100" cap="sq">
+                      <a:solidFill>
+                        <a:srgbClr val="000000"/>
+                      </a:solidFill>
+                      <a:prstDash val="solid"/>
+                      <a:miter lim="800000"/>
+                    </a:ln>
+                    <a:effectLst>
+                      <a:outerShdw blurRad="50800" dist="38100" dir="2700000" algn="tl" rotWithShape="0">
+                        <a:srgbClr val="000000">
+                          <a:alpha val="43000"/>
+                        </a:srgbClr>
+                      </a:outerShdw>
+                    </a:effectLst>
+                  </pic:spPr>
+                </pic:pic>
+              </a:graphicData>
+            </a:graphic>
+          </wp:inline>
+        </w:drawing>
+      </w:r>
+    </w:p>
+    <w:p>
+      <w:pPr>
+        <w:jc w:val="center"/>
+        <w:rPr>
+          <w:b/>
+          <w:sz w:val="24"/>
+          <w:szCs w:val="24"/>
+        </w:rPr>
+      </w:pPr>
+      <w:r>
+        <w:rPr>
+          <w:b/>
+          <w:sz w:val="24"/>
+          <w:szCs w:val="24"/>
+        </w:rPr>
+        <w:drawing>
+          <wp:inline distT="0" distB="0" distL="0" distR="0" wp14:anchorId="11008795" wp14:editId="0CE0DDFA">
+            <wp:extent cx="5943600" cy="1083945"/>
+            <wp:effectExtent l="76200" t="76200" r="133350" b="135255"/>
+            <wp:docPr id="17" name="Picture 17"/>
+            <wp:cNvGraphicFramePr>
+              <a:graphicFrameLocks xmlns:a="http://schemas.openxmlformats.org/drawingml/2006/main" noChangeAspect="1"/>
+            </wp:cNvGraphicFramePr>
+            <a:graphic xmlns:a="http://schemas.openxmlformats.org/drawingml/2006/main">
+              <a:graphicData uri="http://schemas.openxmlformats.org/drawingml/2006/picture">
+                <pic:pic xmlns:pic="http://schemas.openxmlformats.org/drawingml/2006/picture">
+                  <pic:nvPicPr>
+                    <pic:cNvPr id="1" name=""/>
+                    <pic:cNvPicPr/>
+                  </pic:nvPicPr>
+                  <pic:blipFill>
+                    <a:blip r:embed="rId20"/>
+                    <a:stretch>
+                      <a:fillRect/>
+                    </a:stretch>
+                  </pic:blipFill>
+                  <pic:spPr>
+                    <a:xfrm>
+                      <a:off x="0" y="0"/>
+                      <a:ext cx="5943600" cy="1083945"/>
+                    </a:xfrm>
+                    <a:prstGeom prst="rect">
+                      <a:avLst/>
+                    </a:prstGeom>
+                    <a:ln w="38100" cap="sq">
+                      <a:solidFill>
+                        <a:srgbClr val="000000"/>
+                      </a:solidFill>
+                      <a:prstDash val="solid"/>
+                      <a:miter lim="800000"/>
+                    </a:ln>
+                    <a:effectLst>
+                      <a:outerShdw blurRad="50800" dist="38100" dir="2700000" algn="tl" rotWithShape="0">
+                        <a:srgbClr val="000000">
+                          <a:alpha val="43000"/>
+                        </a:srgbClr>
+                      </a:outerShdw>
+                    </a:effectLst>
+                  </pic:spPr>
+                </pic:pic>
+              </a:graphicData>
+            </a:graphic>
+          </wp:inline>
+        </w:drawing>
+      </w:r>
+    </w:p>
+    <w:p>
+      <w:pPr>
+        <w:jc w:val="center"/>
+        <w:rPr>
+          <w:b/>
+          <w:sz w:val="24"/>
+          <w:szCs w:val="24"/>
+        </w:rPr>
+      </w:pPr>
+      <w:r>
+        <w:rPr>
+          <w:b/>
+          <w:sz w:val="24"/>
+          <w:szCs w:val="24"/>
+        </w:rPr>
+        <w:drawing>
+          <wp:inline distT="0" distB="0" distL="0" distR="0" wp14:anchorId="1C436446" wp14:editId="4C11F315">
+            <wp:extent cx="5943600" cy="1885315"/>
+            <wp:effectExtent l="76200" t="76200" r="133350" b="133985"/>
+            <wp:docPr id="18" name="Picture 18"/>
+            <wp:cNvGraphicFramePr>
+              <a:graphicFrameLocks xmlns:a="http://schemas.openxmlformats.org/drawingml/2006/main" noChangeAspect="1"/>
+            </wp:cNvGraphicFramePr>
+            <a:graphic xmlns:a="http://schemas.openxmlformats.org/drawingml/2006/main">
+              <a:graphicData uri="http://schemas.openxmlformats.org/drawingml/2006/picture">
+                <pic:pic xmlns:pic="http://schemas.openxmlformats.org/drawingml/2006/picture">
+                  <pic:nvPicPr>
+                    <pic:cNvPr id="1" name=""/>
+                    <pic:cNvPicPr/>
+                  </pic:nvPicPr>
+                  <pic:blipFill>
+                    <a:blip r:embed="rId21"/>
+                    <a:stretch>
+                      <a:fillRect/>
+                    </a:stretch>
+                  </pic:blipFill>
+                  <pic:spPr>
+                    <a:xfrm>
+                      <a:off x="0" y="0"/>
+                      <a:ext cx="5943600" cy="1885315"/>
+                    </a:xfrm>
+                    <a:prstGeom prst="rect">
+                      <a:avLst/>
+                    </a:prstGeom>
+                    <a:ln w="38100" cap="sq">
+                      <a:solidFill>
+                        <a:srgbClr val="000000"/>
+                      </a:solidFill>
+                      <a:prstDash val="solid"/>
+                      <a:miter lim="800000"/>
+                    </a:ln>
+                    <a:effectLst>
+                      <a:outerShdw blurRad="50800" dist="38100" dir="2700000" algn="tl" rotWithShape="0">
+                        <a:srgbClr val="000000">
+                          <a:alpha val="43000"/>
+                        </a:srgbClr>
+                      </a:outerShdw>
+                    </a:effectLst>
+                  </pic:spPr>
+                </pic:pic>
+              </a:graphicData>
+            </a:graphic>
+          </wp:inline>
+        </w:drawing>
+      </w:r>
+    </w:p>
+    <w:p>
+      <w:pPr>
+        <w:jc w:val="center"/>
+        <w:rPr>
+          <w:b/>
+          <w:sz w:val="24"/>
+          <w:szCs w:val="24"/>
+        </w:rPr>
+      </w:pPr>
+      <w:r>
+        <w:rPr>
+          <w:b/>
+          <w:sz w:val="24"/>
+          <w:szCs w:val="24"/>
+        </w:rPr>
+        <w:lastRenderedPageBreak/>
+        <w:drawing>
+          <wp:inline distT="0" distB="0" distL="0" distR="0" wp14:anchorId="326AAA90" wp14:editId="09FFC14A">
+            <wp:extent cx="5943600" cy="2860675"/>
+            <wp:effectExtent l="0" t="0" r="0" b="0"/>
+            <wp:docPr id="19" name="Picture 19"/>
+            <wp:cNvGraphicFramePr>
+              <a:graphicFrameLocks xmlns:a="http://schemas.openxmlformats.org/drawingml/2006/main" noChangeAspect="1"/>
+            </wp:cNvGraphicFramePr>
+            <a:graphic xmlns:a="http://schemas.openxmlformats.org/drawingml/2006/main">
+              <a:graphicData uri="http://schemas.openxmlformats.org/drawingml/2006/picture">
+                <pic:pic xmlns:pic="http://schemas.openxmlformats.org/drawingml/2006/picture">
+                  <pic:nvPicPr>
+                    <pic:cNvPr id="1" name=""/>
+                    <pic:cNvPicPr/>
+                  </pic:nvPicPr>
+                  <pic:blipFill>
+                    <a:blip r:embed="rId22"/>
+                    <a:stretch>
+                      <a:fillRect/>
+                    </a:stretch>
+                  </pic:blipFill>
+                  <pic:spPr>
+                    <a:xfrm>
+                      <a:off x="0" y="0"/>
+                      <a:ext cx="5943600" cy="2860675"/>
+                    </a:xfrm>
+                    <a:prstGeom prst="rect">
+                      <a:avLst/>
+                    </a:prstGeom>
+                  </pic:spPr>
+                </pic:pic>
+              </a:graphicData>
+            </a:graphic>
+          </wp:inline>
+        </w:drawing>
+      </w:r>
+    </w:p>
+    <w:p>
+      <w:pPr>
+        <w:jc w:val="center"/>
+        <w:rPr>
+          <w:b/>
+          <w:sz w:val="24"/>
+          <w:szCs w:val="24"/>
+        </w:rPr>
+      </w:pPr>
       <w:bookmarkStart w:id="0" w:name="_GoBack"/>
+      <w:r>
+        <w:rPr>
+          <w:b/>
+          <w:sz w:val="24"/>
+          <w:szCs w:val="24"/>
+        </w:rPr>
+        <w:drawing>
+          <wp:inline distT="0" distB="0" distL="0" distR="0" wp14:anchorId="66AC99FB" wp14:editId="476A621D">
+            <wp:extent cx="5943600" cy="3439160"/>
+            <wp:effectExtent l="76200" t="76200" r="133350" b="142240"/>
+            <wp:docPr id="20" name="Picture 20"/>
+            <wp:cNvGraphicFramePr>
+              <a:graphicFrameLocks xmlns:a="http://schemas.openxmlformats.org/drawingml/2006/main" noChangeAspect="1"/>
+            </wp:cNvGraphicFramePr>
+            <a:graphic xmlns:a="http://schemas.openxmlformats.org/drawingml/2006/main">
+              <a:graphicData uri="http://schemas.openxmlformats.org/drawingml/2006/picture">
+                <pic:pic xmlns:pic="http://schemas.openxmlformats.org/drawingml/2006/picture">
+                  <pic:nvPicPr>
+                    <pic:cNvPr id="1" name=""/>
+                    <pic:cNvPicPr/>
+                  </pic:nvPicPr>
+                  <pic:blipFill>
+                    <a:blip r:embed="rId23"/>
+                    <a:stretch>
+                      <a:fillRect/>
+                    </a:stretch>
+                  </pic:blipFill>
+                  <pic:spPr>
+                    <a:xfrm>
+                      <a:off x="0" y="0"/>
+                      <a:ext cx="5943600" cy="3439160"/>
+                    </a:xfrm>
+                    <a:prstGeom prst="rect">
+                      <a:avLst/>
+                    </a:prstGeom>
+                    <a:ln w="38100" cap="sq">
+                      <a:solidFill>
+                        <a:srgbClr val="000000"/>
+                      </a:solidFill>
+                      <a:prstDash val="solid"/>
+                      <a:miter lim="800000"/>
+                    </a:ln>
+                    <a:effectLst>
+                      <a:outerShdw blurRad="50800" dist="38100" dir="2700000" algn="tl" rotWithShape="0">
+                        <a:srgbClr val="000000">
+                          <a:alpha val="43000"/>
+                        </a:srgbClr>
+                      </a:outerShdw>
+                    </a:effectLst>
+                  </pic:spPr>
+                </pic:pic>
+              </a:graphicData>
+            </a:graphic>
+          </wp:inline>
+        </w:drawing>
+      </w:r>
       <w:bookmarkEnd w:id="0"/>
-    </w:p>
-    <w:p>
-      <w:pPr>
-        <w:rPr>
-          <w:sz w:val="24"/>
-          <w:szCs w:val="24"/>
-        </w:rPr>
-      </w:pPr>
     </w:p>
     <w:sectPr>
       <w:pgSz w:w="12240" w:h="15840"/>
@@ -2232,8 +3750,280 @@
       </w:rPr>
     </w:lvl>
   </w:abstractNum>
+  <w:abstractNum w:abstractNumId="1" w15:restartNumberingAfterBreak="0">
+    <w:nsid w:val="10EB457B"/>
+    <w:multiLevelType w:val="multilevel"/>
+    <w:tmpl w:val="72C8DFC2"/>
+    <w:lvl w:ilvl="0">
+      <w:start w:val="1"/>
+      <w:numFmt w:val="decimal"/>
+      <w:lvlText w:val="%1."/>
+      <w:lvlJc w:val="left"/>
+      <w:pPr>
+        <w:tabs>
+          <w:tab w:val="num" w:pos="720"/>
+        </w:tabs>
+        <w:ind w:left="720" w:hanging="360"/>
+      </w:pPr>
+    </w:lvl>
+    <w:lvl w:ilvl="1">
+      <w:start w:val="1"/>
+      <w:numFmt w:val="bullet"/>
+      <w:lvlText w:val="o"/>
+      <w:lvlJc w:val="left"/>
+      <w:pPr>
+        <w:tabs>
+          <w:tab w:val="num" w:pos="1440"/>
+        </w:tabs>
+        <w:ind w:left="1440" w:hanging="360"/>
+      </w:pPr>
+      <w:rPr>
+        <w:rFonts w:ascii="Courier New" w:hAnsi="Courier New" w:hint="default"/>
+        <w:sz w:val="20"/>
+      </w:rPr>
+    </w:lvl>
+    <w:lvl w:ilvl="2" w:tentative="1">
+      <w:start w:val="1"/>
+      <w:numFmt w:val="decimal"/>
+      <w:lvlText w:val="%3."/>
+      <w:lvlJc w:val="left"/>
+      <w:pPr>
+        <w:tabs>
+          <w:tab w:val="num" w:pos="2160"/>
+        </w:tabs>
+        <w:ind w:left="2160" w:hanging="360"/>
+      </w:pPr>
+    </w:lvl>
+    <w:lvl w:ilvl="3" w:tentative="1">
+      <w:start w:val="1"/>
+      <w:numFmt w:val="decimal"/>
+      <w:lvlText w:val="%4."/>
+      <w:lvlJc w:val="left"/>
+      <w:pPr>
+        <w:tabs>
+          <w:tab w:val="num" w:pos="2880"/>
+        </w:tabs>
+        <w:ind w:left="2880" w:hanging="360"/>
+      </w:pPr>
+    </w:lvl>
+    <w:lvl w:ilvl="4" w:tentative="1">
+      <w:start w:val="1"/>
+      <w:numFmt w:val="decimal"/>
+      <w:lvlText w:val="%5."/>
+      <w:lvlJc w:val="left"/>
+      <w:pPr>
+        <w:tabs>
+          <w:tab w:val="num" w:pos="3600"/>
+        </w:tabs>
+        <w:ind w:left="3600" w:hanging="360"/>
+      </w:pPr>
+    </w:lvl>
+    <w:lvl w:ilvl="5" w:tentative="1">
+      <w:start w:val="1"/>
+      <w:numFmt w:val="decimal"/>
+      <w:lvlText w:val="%6."/>
+      <w:lvlJc w:val="left"/>
+      <w:pPr>
+        <w:tabs>
+          <w:tab w:val="num" w:pos="4320"/>
+        </w:tabs>
+        <w:ind w:left="4320" w:hanging="360"/>
+      </w:pPr>
+    </w:lvl>
+    <w:lvl w:ilvl="6" w:tentative="1">
+      <w:start w:val="1"/>
+      <w:numFmt w:val="decimal"/>
+      <w:lvlText w:val="%7."/>
+      <w:lvlJc w:val="left"/>
+      <w:pPr>
+        <w:tabs>
+          <w:tab w:val="num" w:pos="5040"/>
+        </w:tabs>
+        <w:ind w:left="5040" w:hanging="360"/>
+      </w:pPr>
+    </w:lvl>
+    <w:lvl w:ilvl="7" w:tentative="1">
+      <w:start w:val="1"/>
+      <w:numFmt w:val="decimal"/>
+      <w:lvlText w:val="%8."/>
+      <w:lvlJc w:val="left"/>
+      <w:pPr>
+        <w:tabs>
+          <w:tab w:val="num" w:pos="5760"/>
+        </w:tabs>
+        <w:ind w:left="5760" w:hanging="360"/>
+      </w:pPr>
+    </w:lvl>
+    <w:lvl w:ilvl="8" w:tentative="1">
+      <w:start w:val="1"/>
+      <w:numFmt w:val="decimal"/>
+      <w:lvlText w:val="%9."/>
+      <w:lvlJc w:val="left"/>
+      <w:pPr>
+        <w:tabs>
+          <w:tab w:val="num" w:pos="6480"/>
+        </w:tabs>
+        <w:ind w:left="6480" w:hanging="360"/>
+      </w:pPr>
+    </w:lvl>
+  </w:abstractNum>
+  <w:abstractNum w:abstractNumId="2" w15:restartNumberingAfterBreak="0">
+    <w:nsid w:val="60736BB0"/>
+    <w:multiLevelType w:val="multilevel"/>
+    <w:tmpl w:val="40FA01D0"/>
+    <w:lvl w:ilvl="0">
+      <w:start w:val="1"/>
+      <w:numFmt w:val="bullet"/>
+      <w:lvlText w:val=""/>
+      <w:lvlJc w:val="left"/>
+      <w:pPr>
+        <w:tabs>
+          <w:tab w:val="num" w:pos="720"/>
+        </w:tabs>
+        <w:ind w:left="720" w:hanging="360"/>
+      </w:pPr>
+      <w:rPr>
+        <w:rFonts w:ascii="Symbol" w:hAnsi="Symbol" w:hint="default"/>
+        <w:sz w:val="20"/>
+      </w:rPr>
+    </w:lvl>
+    <w:lvl w:ilvl="1" w:tentative="1">
+      <w:start w:val="1"/>
+      <w:numFmt w:val="bullet"/>
+      <w:lvlText w:val="o"/>
+      <w:lvlJc w:val="left"/>
+      <w:pPr>
+        <w:tabs>
+          <w:tab w:val="num" w:pos="1440"/>
+        </w:tabs>
+        <w:ind w:left="1440" w:hanging="360"/>
+      </w:pPr>
+      <w:rPr>
+        <w:rFonts w:ascii="Courier New" w:hAnsi="Courier New" w:hint="default"/>
+        <w:sz w:val="20"/>
+      </w:rPr>
+    </w:lvl>
+    <w:lvl w:ilvl="2" w:tentative="1">
+      <w:start w:val="1"/>
+      <w:numFmt w:val="bullet"/>
+      <w:lvlText w:val=""/>
+      <w:lvlJc w:val="left"/>
+      <w:pPr>
+        <w:tabs>
+          <w:tab w:val="num" w:pos="2160"/>
+        </w:tabs>
+        <w:ind w:left="2160" w:hanging="360"/>
+      </w:pPr>
+      <w:rPr>
+        <w:rFonts w:ascii="Wingdings" w:hAnsi="Wingdings" w:hint="default"/>
+        <w:sz w:val="20"/>
+      </w:rPr>
+    </w:lvl>
+    <w:lvl w:ilvl="3" w:tentative="1">
+      <w:start w:val="1"/>
+      <w:numFmt w:val="bullet"/>
+      <w:lvlText w:val=""/>
+      <w:lvlJc w:val="left"/>
+      <w:pPr>
+        <w:tabs>
+          <w:tab w:val="num" w:pos="2880"/>
+        </w:tabs>
+        <w:ind w:left="2880" w:hanging="360"/>
+      </w:pPr>
+      <w:rPr>
+        <w:rFonts w:ascii="Wingdings" w:hAnsi="Wingdings" w:hint="default"/>
+        <w:sz w:val="20"/>
+      </w:rPr>
+    </w:lvl>
+    <w:lvl w:ilvl="4" w:tentative="1">
+      <w:start w:val="1"/>
+      <w:numFmt w:val="bullet"/>
+      <w:lvlText w:val=""/>
+      <w:lvlJc w:val="left"/>
+      <w:pPr>
+        <w:tabs>
+          <w:tab w:val="num" w:pos="3600"/>
+        </w:tabs>
+        <w:ind w:left="3600" w:hanging="360"/>
+      </w:pPr>
+      <w:rPr>
+        <w:rFonts w:ascii="Wingdings" w:hAnsi="Wingdings" w:hint="default"/>
+        <w:sz w:val="20"/>
+      </w:rPr>
+    </w:lvl>
+    <w:lvl w:ilvl="5" w:tentative="1">
+      <w:start w:val="1"/>
+      <w:numFmt w:val="bullet"/>
+      <w:lvlText w:val=""/>
+      <w:lvlJc w:val="left"/>
+      <w:pPr>
+        <w:tabs>
+          <w:tab w:val="num" w:pos="4320"/>
+        </w:tabs>
+        <w:ind w:left="4320" w:hanging="360"/>
+      </w:pPr>
+      <w:rPr>
+        <w:rFonts w:ascii="Wingdings" w:hAnsi="Wingdings" w:hint="default"/>
+        <w:sz w:val="20"/>
+      </w:rPr>
+    </w:lvl>
+    <w:lvl w:ilvl="6" w:tentative="1">
+      <w:start w:val="1"/>
+      <w:numFmt w:val="bullet"/>
+      <w:lvlText w:val=""/>
+      <w:lvlJc w:val="left"/>
+      <w:pPr>
+        <w:tabs>
+          <w:tab w:val="num" w:pos="5040"/>
+        </w:tabs>
+        <w:ind w:left="5040" w:hanging="360"/>
+      </w:pPr>
+      <w:rPr>
+        <w:rFonts w:ascii="Wingdings" w:hAnsi="Wingdings" w:hint="default"/>
+        <w:sz w:val="20"/>
+      </w:rPr>
+    </w:lvl>
+    <w:lvl w:ilvl="7" w:tentative="1">
+      <w:start w:val="1"/>
+      <w:numFmt w:val="bullet"/>
+      <w:lvlText w:val=""/>
+      <w:lvlJc w:val="left"/>
+      <w:pPr>
+        <w:tabs>
+          <w:tab w:val="num" w:pos="5760"/>
+        </w:tabs>
+        <w:ind w:left="5760" w:hanging="360"/>
+      </w:pPr>
+      <w:rPr>
+        <w:rFonts w:ascii="Wingdings" w:hAnsi="Wingdings" w:hint="default"/>
+        <w:sz w:val="20"/>
+      </w:rPr>
+    </w:lvl>
+    <w:lvl w:ilvl="8" w:tentative="1">
+      <w:start w:val="1"/>
+      <w:numFmt w:val="bullet"/>
+      <w:lvlText w:val=""/>
+      <w:lvlJc w:val="left"/>
+      <w:pPr>
+        <w:tabs>
+          <w:tab w:val="num" w:pos="6480"/>
+        </w:tabs>
+        <w:ind w:left="6480" w:hanging="360"/>
+      </w:pPr>
+      <w:rPr>
+        <w:rFonts w:ascii="Wingdings" w:hAnsi="Wingdings" w:hint="default"/>
+        <w:sz w:val="20"/>
+      </w:rPr>
+    </w:lvl>
+  </w:abstractNum>
   <w:num w:numId="1">
     <w:abstractNumId w:val="0"/>
+  </w:num>
+  <w:num w:numId="2">
+    <w:abstractNumId w:val="1"/>
+  </w:num>
+  <w:num w:numId="3">
+    <w:abstractNumId w:val="2"/>
   </w:num>
 </w:numbering>
 </file>
@@ -2633,6 +4423,25 @@
     <w:qFormat/>
     <w:rsid w:val="003F4B44"/>
   </w:style>
+  <w:style w:type="paragraph" w:styleId="Heading2">
+    <w:name w:val="heading 2"/>
+    <w:basedOn w:val="Normal"/>
+    <w:link w:val="Heading2Char"/>
+    <w:uiPriority w:val="9"/>
+    <w:qFormat/>
+    <w:rsid w:val="004239C6"/>
+    <w:pPr>
+      <w:spacing w:before="100" w:beforeAutospacing="1" w:after="100" w:afterAutospacing="1" w:line="240" w:lineRule="auto"/>
+      <w:outlineLvl w:val="1"/>
+    </w:pPr>
+    <w:rPr>
+      <w:rFonts w:ascii="Times New Roman" w:eastAsia="Times New Roman" w:hAnsi="Times New Roman" w:cs="Times New Roman"/>
+      <w:b/>
+      <w:bCs/>
+      <w:sz w:val="36"/>
+      <w:szCs w:val="36"/>
+    </w:rPr>
+  </w:style>
   <w:style w:type="character" w:default="1" w:styleId="DefaultParagraphFont">
     <w:name w:val="Default Paragraph Font"/>
     <w:uiPriority w:val="1"/>
@@ -2659,6 +4468,47 @@
     <w:uiPriority w:val="99"/>
     <w:semiHidden/>
     <w:unhideWhenUsed/>
+  </w:style>
+  <w:style w:type="character" w:customStyle="1" w:styleId="Heading2Char">
+    <w:name w:val="Heading 2 Char"/>
+    <w:basedOn w:val="DefaultParagraphFont"/>
+    <w:link w:val="Heading2"/>
+    <w:uiPriority w:val="9"/>
+    <w:rsid w:val="004239C6"/>
+    <w:rPr>
+      <w:rFonts w:ascii="Times New Roman" w:eastAsia="Times New Roman" w:hAnsi="Times New Roman" w:cs="Times New Roman"/>
+      <w:b/>
+      <w:bCs/>
+      <w:sz w:val="36"/>
+      <w:szCs w:val="36"/>
+    </w:rPr>
+  </w:style>
+  <w:style w:type="paragraph" w:styleId="NormalWeb">
+    <w:name w:val="Normal (Web)"/>
+    <w:basedOn w:val="Normal"/>
+    <w:uiPriority w:val="99"/>
+    <w:semiHidden/>
+    <w:unhideWhenUsed/>
+    <w:rsid w:val="004239C6"/>
+    <w:pPr>
+      <w:spacing w:before="100" w:beforeAutospacing="1" w:after="100" w:afterAutospacing="1" w:line="240" w:lineRule="auto"/>
+    </w:pPr>
+    <w:rPr>
+      <w:rFonts w:ascii="Times New Roman" w:eastAsia="Times New Roman" w:hAnsi="Times New Roman" w:cs="Times New Roman"/>
+      <w:sz w:val="24"/>
+      <w:szCs w:val="24"/>
+    </w:rPr>
+  </w:style>
+  <w:style w:type="character" w:styleId="Strong">
+    <w:name w:val="Strong"/>
+    <w:basedOn w:val="DefaultParagraphFont"/>
+    <w:uiPriority w:val="22"/>
+    <w:qFormat/>
+    <w:rsid w:val="004239C6"/>
+    <w:rPr>
+      <w:b/>
+      <w:bCs/>
+    </w:rPr>
   </w:style>
 </w:styles>
 </file>
